--- a/١٠ - أدلّة استخدام المنصة/بنين/دليل استخدام المنصة — المشرف التربوي — ابن خلدون.docx
+++ b/١٠ - أدلّة استخدام المنصة/بنين/دليل استخدام المنصة — المشرف التربوي — ابن خلدون.docx
@@ -1217,7 +1217,7 @@
       <w:r>
         <w:drawing>
           <wp:inline xmlns:a="http://schemas.openxmlformats.org/drawingml/2006/main" xmlns:pic="http://schemas.openxmlformats.org/drawingml/2006/picture">
-            <wp:extent cx="6209577" cy="3960000"/>
+            <wp:extent cx="5934077" cy="3960000"/>
             <wp:docPr id="5" name="Picture 5"/>
             <wp:cNvGraphicFramePr>
               <a:graphicFrameLocks noChangeAspect="1"/>
@@ -1238,7 +1238,7 @@
                   <pic:spPr>
                     <a:xfrm>
                       <a:off x="0" y="0"/>
-                      <a:ext cx="6209577" cy="3960000"/>
+                      <a:ext cx="5934077" cy="3960000"/>
                     </a:xfrm>
                     <a:prstGeom prst="rect"/>
                   </pic:spPr>
